--- a/final_report.docx
+++ b/final_report.docx
@@ -2985,272 +2985,361 @@
         </w:rPr>
         <w:t>Также</w:t>
       </w:r>
+      <w:r>
+        <w:rPr>
+          <w:sz w:val="28"/>
+          <w:szCs w:val="28"/>
+        </w:rPr>
+        <w:t xml:space="preserve"> я </w:t>
+      </w:r>
+      <w:r>
+        <w:rPr>
+          <w:sz w:val="28"/>
+          <w:szCs w:val="28"/>
+        </w:rPr>
+        <w:t>научилась работать</w:t>
+      </w:r>
+      <w:r>
+        <w:rPr>
+          <w:sz w:val="28"/>
+          <w:szCs w:val="28"/>
+        </w:rPr>
+        <w:t xml:space="preserve"> с удалённым сервером, </w:t>
+      </w:r>
+      <w:proofErr w:type="spellStart"/>
+      <w:r>
+        <w:rPr>
+          <w:sz w:val="28"/>
+          <w:szCs w:val="28"/>
+        </w:rPr>
+        <w:t>Docker</w:t>
+      </w:r>
+      <w:proofErr w:type="spellEnd"/>
+      <w:r>
+        <w:rPr>
+          <w:sz w:val="28"/>
+          <w:szCs w:val="28"/>
+        </w:rPr>
+        <w:t xml:space="preserve"> и </w:t>
+      </w:r>
+      <w:proofErr w:type="spellStart"/>
+      <w:r>
+        <w:rPr>
+          <w:sz w:val="28"/>
+          <w:szCs w:val="28"/>
+        </w:rPr>
+        <w:t>Docker</w:t>
+      </w:r>
+      <w:proofErr w:type="spellEnd"/>
+      <w:r>
+        <w:rPr>
+          <w:sz w:val="28"/>
+          <w:szCs w:val="28"/>
+        </w:rPr>
+        <w:t xml:space="preserve"> </w:t>
+      </w:r>
+      <w:proofErr w:type="spellStart"/>
+      <w:r>
+        <w:rPr>
+          <w:sz w:val="28"/>
+          <w:szCs w:val="28"/>
+        </w:rPr>
+        <w:t>Compose</w:t>
+      </w:r>
+      <w:proofErr w:type="spellEnd"/>
+      <w:r>
+        <w:rPr>
+          <w:sz w:val="28"/>
+          <w:szCs w:val="28"/>
+        </w:rPr>
+        <w:t xml:space="preserve">. Эти навыки </w:t>
+      </w:r>
+      <w:r>
+        <w:rPr>
+          <w:sz w:val="28"/>
+          <w:szCs w:val="28"/>
+        </w:rPr>
+        <w:t>могут пригодит</w:t>
+      </w:r>
+      <w:r>
+        <w:rPr>
+          <w:sz w:val="28"/>
+          <w:szCs w:val="28"/>
+        </w:rPr>
+        <w:t>ь</w:t>
+      </w:r>
+      <w:r>
+        <w:rPr>
+          <w:sz w:val="28"/>
+          <w:szCs w:val="28"/>
+        </w:rPr>
+        <w:t>ся</w:t>
+      </w:r>
+      <w:r>
+        <w:rPr>
+          <w:sz w:val="28"/>
+          <w:szCs w:val="28"/>
+        </w:rPr>
+        <w:t xml:space="preserve"> при разработке следующих веб-проектов. </w:t>
+      </w:r>
+    </w:p>
+    <w:p>
+      <w:pPr>
+        <w:pStyle w:val="a3"/>
+        <w:spacing w:before="0" w:beforeAutospacing="0" w:after="0" w:afterAutospacing="0" w:line="360" w:lineRule="auto"/>
+        <w:ind w:firstLine="709"/>
+        <w:jc w:val="both"/>
+        <w:rPr>
+          <w:i/>
+          <w:sz w:val="28"/>
+          <w:szCs w:val="28"/>
+        </w:rPr>
+      </w:pPr>
+      <w:r>
+        <w:rPr>
+          <w:i/>
+          <w:sz w:val="28"/>
+          <w:szCs w:val="28"/>
+        </w:rPr>
+        <w:t>Что можно было сделать по-другому</w:t>
+      </w:r>
+    </w:p>
+    <w:p>
+      <w:pPr>
+        <w:pStyle w:val="a3"/>
+        <w:spacing w:before="0" w:beforeAutospacing="0" w:after="0" w:afterAutospacing="0" w:line="360" w:lineRule="auto"/>
+        <w:ind w:firstLine="709"/>
+        <w:jc w:val="both"/>
+        <w:rPr>
+          <w:sz w:val="28"/>
+          <w:szCs w:val="28"/>
+        </w:rPr>
+      </w:pPr>
+      <w:r>
+        <w:rPr>
+          <w:sz w:val="28"/>
+          <w:szCs w:val="28"/>
+        </w:rPr>
+        <w:t>Можно было начать</w:t>
+      </w:r>
+      <w:r>
+        <w:rPr>
+          <w:sz w:val="28"/>
+          <w:szCs w:val="28"/>
+        </w:rPr>
+        <w:t xml:space="preserve"> изучать </w:t>
+      </w:r>
+      <w:proofErr w:type="spellStart"/>
+      <w:r>
+        <w:rPr>
+          <w:sz w:val="28"/>
+          <w:szCs w:val="28"/>
+        </w:rPr>
+        <w:t>JavaScript</w:t>
+      </w:r>
+      <w:proofErr w:type="spellEnd"/>
+      <w:r>
+        <w:rPr>
+          <w:sz w:val="28"/>
+          <w:szCs w:val="28"/>
+        </w:rPr>
+        <w:t xml:space="preserve"> и </w:t>
+      </w:r>
+      <w:proofErr w:type="spellStart"/>
+      <w:r>
+        <w:rPr>
+          <w:sz w:val="28"/>
+          <w:szCs w:val="28"/>
+        </w:rPr>
+        <w:t>React</w:t>
+      </w:r>
+      <w:proofErr w:type="spellEnd"/>
+      <w:r>
+        <w:rPr>
+          <w:sz w:val="28"/>
+          <w:szCs w:val="28"/>
+        </w:rPr>
+        <w:t xml:space="preserve"> раньше</w:t>
+      </w:r>
+      <w:r>
+        <w:rPr>
+          <w:sz w:val="28"/>
+          <w:szCs w:val="28"/>
+        </w:rPr>
+        <w:t xml:space="preserve">, чтобы лучше понимать код во время разработки. </w:t>
+      </w:r>
+    </w:p>
+    <w:p>
+      <w:pPr>
+        <w:pStyle w:val="a3"/>
+        <w:spacing w:before="0" w:beforeAutospacing="0" w:after="0" w:afterAutospacing="0" w:line="360" w:lineRule="auto"/>
+        <w:ind w:firstLine="709"/>
+        <w:jc w:val="both"/>
+        <w:rPr>
+          <w:i/>
+          <w:sz w:val="28"/>
+          <w:szCs w:val="28"/>
+        </w:rPr>
+      </w:pPr>
+      <w:r>
+        <w:rPr>
+          <w:i/>
+          <w:sz w:val="28"/>
+          <w:szCs w:val="28"/>
+        </w:rPr>
+        <w:t>Дальнейшее развитие проекта</w:t>
+      </w:r>
+    </w:p>
+    <w:p>
+      <w:pPr>
+        <w:pStyle w:val="a3"/>
+        <w:spacing w:before="0" w:beforeAutospacing="0" w:after="0" w:afterAutospacing="0" w:line="360" w:lineRule="auto"/>
+        <w:ind w:firstLine="709"/>
+        <w:jc w:val="both"/>
+        <w:rPr>
+          <w:sz w:val="28"/>
+          <w:szCs w:val="28"/>
+        </w:rPr>
+      </w:pPr>
+      <w:r>
+        <w:rPr>
+          <w:sz w:val="28"/>
+          <w:szCs w:val="28"/>
+        </w:rPr>
+        <w:t>В дальнейшем я хотела бы добавить смену пароля</w:t>
+      </w:r>
+      <w:r>
+        <w:rPr>
+          <w:sz w:val="28"/>
+          <w:szCs w:val="28"/>
+        </w:rPr>
+        <w:t>,</w:t>
+      </w:r>
+      <w:r>
+        <w:rPr>
+          <w:sz w:val="28"/>
+          <w:szCs w:val="28"/>
+        </w:rPr>
+        <w:t xml:space="preserve"> подтверждение электронной почты</w:t>
+      </w:r>
+      <w:r>
+        <w:rPr>
+          <w:sz w:val="28"/>
+          <w:szCs w:val="28"/>
+        </w:rPr>
+        <w:t xml:space="preserve"> и</w:t>
+      </w:r>
+      <w:r>
+        <w:rPr>
+          <w:sz w:val="28"/>
+          <w:szCs w:val="28"/>
+        </w:rPr>
+        <w:t xml:space="preserve"> восстановление доступа к аккаунту. </w:t>
+      </w:r>
+    </w:p>
+    <w:p>
+      <w:pPr>
+        <w:spacing w:line="360" w:lineRule="auto"/>
+        <w:rPr>
+          <w:b/>
+          <w:sz w:val="28"/>
+          <w:szCs w:val="28"/>
+        </w:rPr>
+      </w:pPr>
+    </w:p>
+    <w:p>
+      <w:pPr>
+        <w:pStyle w:val="a3"/>
+      </w:pPr>
+      <w:r>
+        <w:rPr>
+          <w:b/>
+          <w:sz w:val="28"/>
+          <w:szCs w:val="28"/>
+        </w:rPr>
+        <w:lastRenderedPageBreak/>
+        <w:t xml:space="preserve">Веб-сервис: </w:t>
+      </w:r>
+      <w:hyperlink r:id="rId8" w:history="1">
+        <w:r>
+          <w:rPr>
+            <w:rStyle w:val="a8"/>
+          </w:rPr>
+          <w:t>https://co-study.ip-r.ru</w:t>
+        </w:r>
+      </w:hyperlink>
+    </w:p>
+    <w:p>
+      <w:pPr>
+        <w:pStyle w:val="a3"/>
+        <w:rPr>
+          <w:lang w:val="en-US"/>
+        </w:rPr>
+      </w:pPr>
+      <w:r>
+        <w:rPr>
+          <w:b/>
+          <w:sz w:val="28"/>
+          <w:szCs w:val="28"/>
+          <w:lang w:val="en-US"/>
+        </w:rPr>
+        <w:t xml:space="preserve">GitHub: </w:t>
+      </w:r>
+      <w:hyperlink r:id="rId9" w:history="1">
+        <w:r>
+          <w:rPr>
+            <w:rStyle w:val="a8"/>
+            <w:lang w:val="en-US"/>
+          </w:rPr>
+          <w:t>https://github.com/TatyanaR552/ivr-project</w:t>
+        </w:r>
+      </w:hyperlink>
+    </w:p>
+    <w:p>
+      <w:pPr>
+        <w:pStyle w:val="a3"/>
+      </w:pPr>
+      <w:proofErr w:type="spellStart"/>
+      <w:r>
+        <w:rPr>
+          <w:b/>
+          <w:sz w:val="28"/>
+          <w:szCs w:val="28"/>
+        </w:rPr>
+        <w:t>Видеодемонстрация</w:t>
+      </w:r>
+      <w:proofErr w:type="spellEnd"/>
+      <w:r>
+        <w:rPr>
+          <w:b/>
+          <w:sz w:val="28"/>
+          <w:szCs w:val="28"/>
+        </w:rPr>
+        <w:t xml:space="preserve">: </w:t>
+      </w:r>
+      <w:hyperlink r:id="rId10" w:history="1">
+        <w:r>
+          <w:rPr>
+            <w:rStyle w:val="a8"/>
+          </w:rPr>
+          <w:t>https://disk.yandex.ru/i/QFlrUoUPgA4klQ</w:t>
+        </w:r>
+      </w:hyperlink>
+    </w:p>
+    <w:p>
+      <w:pPr>
+        <w:spacing w:line="360" w:lineRule="auto"/>
+        <w:rPr>
+          <w:b/>
+          <w:sz w:val="28"/>
+          <w:szCs w:val="28"/>
+        </w:rPr>
+      </w:pPr>
       <w:bookmarkStart w:id="0" w:name="_GoBack"/>
       <w:bookmarkEnd w:id="0"/>
-      <w:r>
-        <w:rPr>
-          <w:sz w:val="28"/>
-          <w:szCs w:val="28"/>
-        </w:rPr>
-        <w:t xml:space="preserve"> я </w:t>
-      </w:r>
-      <w:r>
-        <w:rPr>
-          <w:sz w:val="28"/>
-          <w:szCs w:val="28"/>
-        </w:rPr>
-        <w:t>научилась работать</w:t>
-      </w:r>
-      <w:r>
-        <w:rPr>
-          <w:sz w:val="28"/>
-          <w:szCs w:val="28"/>
-        </w:rPr>
-        <w:t xml:space="preserve"> с удалённым сервером, </w:t>
-      </w:r>
-      <w:proofErr w:type="spellStart"/>
-      <w:r>
-        <w:rPr>
-          <w:sz w:val="28"/>
-          <w:szCs w:val="28"/>
-        </w:rPr>
-        <w:t>Docker</w:t>
-      </w:r>
-      <w:proofErr w:type="spellEnd"/>
-      <w:r>
-        <w:rPr>
-          <w:sz w:val="28"/>
-          <w:szCs w:val="28"/>
-        </w:rPr>
-        <w:t xml:space="preserve"> и </w:t>
-      </w:r>
-      <w:proofErr w:type="spellStart"/>
-      <w:r>
-        <w:rPr>
-          <w:sz w:val="28"/>
-          <w:szCs w:val="28"/>
-        </w:rPr>
-        <w:t>Docker</w:t>
-      </w:r>
-      <w:proofErr w:type="spellEnd"/>
-      <w:r>
-        <w:rPr>
-          <w:sz w:val="28"/>
-          <w:szCs w:val="28"/>
-        </w:rPr>
-        <w:t xml:space="preserve"> </w:t>
-      </w:r>
-      <w:proofErr w:type="spellStart"/>
-      <w:r>
-        <w:rPr>
-          <w:sz w:val="28"/>
-          <w:szCs w:val="28"/>
-        </w:rPr>
-        <w:t>Compose</w:t>
-      </w:r>
-      <w:proofErr w:type="spellEnd"/>
-      <w:r>
-        <w:rPr>
-          <w:sz w:val="28"/>
-          <w:szCs w:val="28"/>
-        </w:rPr>
-        <w:t xml:space="preserve">. Эти навыки </w:t>
-      </w:r>
-      <w:r>
-        <w:rPr>
-          <w:sz w:val="28"/>
-          <w:szCs w:val="28"/>
-        </w:rPr>
-        <w:t>могут пригодит</w:t>
-      </w:r>
-      <w:r>
-        <w:rPr>
-          <w:sz w:val="28"/>
-          <w:szCs w:val="28"/>
-        </w:rPr>
-        <w:t>ь</w:t>
-      </w:r>
-      <w:r>
-        <w:rPr>
-          <w:sz w:val="28"/>
-          <w:szCs w:val="28"/>
-        </w:rPr>
-        <w:t>ся</w:t>
-      </w:r>
-      <w:r>
-        <w:rPr>
-          <w:sz w:val="28"/>
-          <w:szCs w:val="28"/>
-        </w:rPr>
-        <w:t xml:space="preserve"> при разработке следующих веб-проектов. </w:t>
-      </w:r>
-    </w:p>
-    <w:p>
-      <w:pPr>
-        <w:pStyle w:val="a3"/>
-        <w:spacing w:before="0" w:beforeAutospacing="0" w:after="0" w:afterAutospacing="0" w:line="360" w:lineRule="auto"/>
-        <w:ind w:firstLine="709"/>
-        <w:jc w:val="both"/>
-        <w:rPr>
-          <w:i/>
-          <w:sz w:val="28"/>
-          <w:szCs w:val="28"/>
-        </w:rPr>
-      </w:pPr>
-      <w:r>
-        <w:rPr>
-          <w:i/>
-          <w:sz w:val="28"/>
-          <w:szCs w:val="28"/>
-        </w:rPr>
-        <w:t>Что можно было сделать по-другому</w:t>
-      </w:r>
-    </w:p>
-    <w:p>
-      <w:pPr>
-        <w:pStyle w:val="a3"/>
-        <w:spacing w:before="0" w:beforeAutospacing="0" w:after="0" w:afterAutospacing="0" w:line="360" w:lineRule="auto"/>
-        <w:ind w:firstLine="709"/>
-        <w:jc w:val="both"/>
-        <w:rPr>
-          <w:sz w:val="28"/>
-          <w:szCs w:val="28"/>
-        </w:rPr>
-      </w:pPr>
-      <w:r>
-        <w:rPr>
-          <w:sz w:val="28"/>
-          <w:szCs w:val="28"/>
-        </w:rPr>
-        <w:t>Можно было начать</w:t>
-      </w:r>
-      <w:r>
-        <w:rPr>
-          <w:sz w:val="28"/>
-          <w:szCs w:val="28"/>
-        </w:rPr>
-        <w:t xml:space="preserve"> изучать </w:t>
-      </w:r>
-      <w:proofErr w:type="spellStart"/>
-      <w:r>
-        <w:rPr>
-          <w:sz w:val="28"/>
-          <w:szCs w:val="28"/>
-        </w:rPr>
-        <w:t>JavaScript</w:t>
-      </w:r>
-      <w:proofErr w:type="spellEnd"/>
-      <w:r>
-        <w:rPr>
-          <w:sz w:val="28"/>
-          <w:szCs w:val="28"/>
-        </w:rPr>
-        <w:t xml:space="preserve"> и </w:t>
-      </w:r>
-      <w:proofErr w:type="spellStart"/>
-      <w:r>
-        <w:rPr>
-          <w:sz w:val="28"/>
-          <w:szCs w:val="28"/>
-        </w:rPr>
-        <w:t>React</w:t>
-      </w:r>
-      <w:proofErr w:type="spellEnd"/>
-      <w:r>
-        <w:rPr>
-          <w:sz w:val="28"/>
-          <w:szCs w:val="28"/>
-        </w:rPr>
-        <w:t xml:space="preserve"> раньше</w:t>
-      </w:r>
-      <w:r>
-        <w:rPr>
-          <w:sz w:val="28"/>
-          <w:szCs w:val="28"/>
-        </w:rPr>
-        <w:t xml:space="preserve">, чтобы лучше понимать код во время разработки. </w:t>
-      </w:r>
-    </w:p>
-    <w:p>
-      <w:pPr>
-        <w:pStyle w:val="a3"/>
-        <w:spacing w:before="0" w:beforeAutospacing="0" w:after="0" w:afterAutospacing="0" w:line="360" w:lineRule="auto"/>
-        <w:ind w:firstLine="709"/>
-        <w:jc w:val="both"/>
-        <w:rPr>
-          <w:i/>
-          <w:sz w:val="28"/>
-          <w:szCs w:val="28"/>
-        </w:rPr>
-      </w:pPr>
-      <w:r>
-        <w:rPr>
-          <w:i/>
-          <w:sz w:val="28"/>
-          <w:szCs w:val="28"/>
-        </w:rPr>
-        <w:t>Дальнейшее развитие проекта</w:t>
-      </w:r>
-    </w:p>
-    <w:p>
-      <w:pPr>
-        <w:pStyle w:val="a3"/>
-        <w:spacing w:before="0" w:beforeAutospacing="0" w:after="0" w:afterAutospacing="0" w:line="360" w:lineRule="auto"/>
-        <w:ind w:firstLine="709"/>
-        <w:jc w:val="both"/>
-        <w:rPr>
-          <w:sz w:val="28"/>
-          <w:szCs w:val="28"/>
-        </w:rPr>
-      </w:pPr>
-      <w:r>
-        <w:rPr>
-          <w:sz w:val="28"/>
-          <w:szCs w:val="28"/>
-        </w:rPr>
-        <w:t>В дальнейшем я хотела бы добавить смену пароля</w:t>
-      </w:r>
-      <w:r>
-        <w:rPr>
-          <w:sz w:val="28"/>
-          <w:szCs w:val="28"/>
-        </w:rPr>
-        <w:t>,</w:t>
-      </w:r>
-      <w:r>
-        <w:rPr>
-          <w:sz w:val="28"/>
-          <w:szCs w:val="28"/>
-        </w:rPr>
-        <w:t xml:space="preserve"> подтверждение электронной почты</w:t>
-      </w:r>
-      <w:r>
-        <w:rPr>
-          <w:sz w:val="28"/>
-          <w:szCs w:val="28"/>
-        </w:rPr>
-        <w:t xml:space="preserve"> и</w:t>
-      </w:r>
-      <w:r>
-        <w:rPr>
-          <w:sz w:val="28"/>
-          <w:szCs w:val="28"/>
-        </w:rPr>
-        <w:t xml:space="preserve"> восстановление доступа к аккаунту. </w:t>
-      </w:r>
-    </w:p>
-    <w:p>
-      <w:pPr>
-        <w:spacing w:line="360" w:lineRule="auto"/>
-        <w:rPr>
-          <w:b/>
-          <w:sz w:val="28"/>
-          <w:szCs w:val="28"/>
-        </w:rPr>
-      </w:pPr>
     </w:p>
     <w:sectPr>
-      <w:footerReference w:type="default" r:id="rId8"/>
+      <w:footerReference w:type="default" r:id="rId11"/>
       <w:pgSz w:w="11906" w:h="16838"/>
       <w:pgMar w:top="1134" w:right="1134" w:bottom="1134" w:left="1134" w:header="709" w:footer="709" w:gutter="0"/>
       <w:cols w:space="708"/>
@@ -4668,7 +4757,7 @@
 </file>
 
 <file path=customXml/itemProps1.xml><?xml version="1.0" encoding="utf-8"?>
-<ds:datastoreItem xmlns:ds="http://schemas.openxmlformats.org/officeDocument/2006/customXml" ds:itemID="{B1334190-869B-4169-9068-103AAB7B3B96}">
+<ds:datastoreItem xmlns:ds="http://schemas.openxmlformats.org/officeDocument/2006/customXml" ds:itemID="{84B6C4C5-4B52-4CB4-A513-8C25F9C409E0}">
   <ds:schemaRefs>
     <ds:schemaRef ds:uri="http://schemas.openxmlformats.org/officeDocument/2006/bibliography"/>
   </ds:schemaRefs>
